--- a/ios/Verification/office-layout/OfficeSamplePriceList.docx
+++ b/ios/Verification/office-layout/OfficeSamplePriceList.docx
@@ -1274,7 +1274,7 @@
           <w:sz w:val="21"/>
           <w:szCs w:val="21"/>
         </w:rPr>
-        <w:t xml:space="preserve"> trust'.</w:t>
+        <w:t xml:space="preserve"> trust.</w:t>
       </w:r>
     </w:p>
     <w:p>
@@ -1360,7 +1360,7 @@
           <w:sz w:val="29"/>
           <w:szCs w:val="29"/>
         </w:rPr>
-        <w:t xml:space="preserve">CONCERT</w:t>
+        <w:t xml:space="preserve">CONCERT®</w:t>
       </w:r>
     </w:p>
     <w:p>

--- a/ios/Verification/office-layout/OfficeSamplePriceList.docx
+++ b/ios/Verification/office-layout/OfficeSamplePriceList.docx
@@ -1,6 +1,6 @@
 
 <file path=word/document.xml><?xml version="1.0" encoding="utf-8"?>
-<w:document xmlns:w="http://schemas.openxmlformats.org/wordprocessingml/2006/main" xmlns:r="http://schemas.openxmlformats.org/officeDocument/2006/relationships" xmlns:wp="http://schemas.openxmlformats.org/drawingml/2006/wordprocessingDrawing" xmlns:a="http://schemas.openxmlformats.org/drawingml/2006/main" xmlns:pic="http://schemas.openxmlformats.org/drawingml/2006/picture">
+<w:document xmlns:w="http://schemas.openxmlformats.org/wordprocessingml/2006/main" xmlns:r="http://schemas.openxmlformats.org/officeDocument/2006/relationships" xmlns:wp="http://schemas.openxmlformats.org/drawingml/2006/wordprocessingDrawing" xmlns:a="http://schemas.openxmlformats.org/drawingml/2006/main" xmlns:pic="http://schemas.openxmlformats.org/drawingml/2006/picture" xmlns:wps="http://schemas.microsoft.com/office/word/2010/wordprocessingShape">
   <w:body>
     <w:p>
       <w:pPr>
@@ -761,7 +761,7 @@
                 <w:sz w:val="24"/>
                 <w:szCs w:val="24"/>
               </w:rPr>
-              <w:t xml:space="preserve">801-989</w:t>
+              <w:t xml:space="preserve">801 - 989</w:t>
             </w:r>
           </w:p>
         </w:tc>

--- a/ios/Verification/office-layout/OfficeSamplePriceList.docx
+++ b/ios/Verification/office-layout/OfficeSamplePriceList.docx
@@ -147,13 +147,13 @@
     </w:p>
     <w:p>
       <w:pPr>
-        <w:spacing w:before="795" w:after="0" w:line="612" w:lineRule="atLeast"/>
-        <w:ind w:left="946"/>
-      </w:pPr>
-      <w:r>
-        <w:rPr>
-          <w:rFonts w:ascii="Arial" w:hAnsi="Arial" w:eastAsia="Malgun Gothic" w:cs="Arial"/>
-          <w:spacing w:val="34"/>
+        <w:spacing w:before="716" w:after="0" w:line="612" w:lineRule="exact"/>
+        <w:ind w:left="946" w:right="-1499"/>
+      </w:pPr>
+      <w:r>
+        <w:rPr>
+          <w:rFonts w:ascii="Arial" w:hAnsi="Arial" w:eastAsia="Malgun Gothic" w:cs="Arial"/>
+          <w:spacing w:val="27"/>
           <w:sz w:val="51"/>
           <w:szCs w:val="51"/>
         </w:rPr>
@@ -162,13 +162,13 @@
     </w:p>
     <w:p>
       <w:pPr>
-        <w:spacing w:before="12" w:after="0" w:line="216" w:lineRule="atLeast"/>
-        <w:ind w:left="1061"/>
-      </w:pPr>
-      <w:r>
-        <w:rPr>
-          <w:rFonts w:ascii="Arial" w:hAnsi="Arial" w:eastAsia="Malgun Gothic" w:cs="Arial"/>
-          <w:spacing w:val="12"/>
+        <w:spacing w:before="11" w:after="0" w:line="216" w:lineRule="exact"/>
+        <w:ind w:left="1061" w:right="-1499"/>
+      </w:pPr>
+      <w:r>
+        <w:rPr>
+          <w:rFonts w:ascii="Arial" w:hAnsi="Arial" w:eastAsia="Malgun Gothic" w:cs="Arial"/>
+          <w:spacing w:val="10"/>
           <w:sz w:val="18"/>
           <w:szCs w:val="18"/>
         </w:rPr>
@@ -177,7 +177,7 @@
     </w:p>
     <w:p>
       <w:pPr>
-        <w:spacing w:before="1255" w:after="0" w:line="348" w:lineRule="atLeast"/>
+        <w:spacing w:before="1130" w:after="0" w:line="348" w:lineRule="exact"/>
         <w:ind w:left="844"/>
         <w:jc w:val="center"/>
       </w:pPr>
@@ -186,7 +186,7 @@
           <w:rFonts w:ascii="Arial" w:hAnsi="Arial" w:eastAsia="Malgun Gothic" w:cs="Arial"/>
           <w:b/>
           <w:bCs/>
-          <w:spacing w:val="-14"/>
+          <w:spacing w:val="-16"/>
           <w:sz w:val="29"/>
           <w:szCs w:val="29"/>
         </w:rPr>
@@ -195,14 +195,14 @@
     </w:p>
     <w:p>
       <w:pPr>
-        <w:spacing w:before="151" w:after="0" w:line="252" w:lineRule="atLeast"/>
+        <w:spacing w:before="136" w:after="0" w:line="252" w:lineRule="exact"/>
         <w:ind w:left="812"/>
         <w:jc w:val="center"/>
       </w:pPr>
       <w:r>
         <w:rPr>
           <w:rFonts w:ascii="Arial" w:hAnsi="Arial" w:eastAsia="Malgun Gothic" w:cs="Arial"/>
-          <w:spacing w:val="-9"/>
+          <w:spacing w:val="-11"/>
           <w:sz w:val="21"/>
           <w:szCs w:val="21"/>
         </w:rPr>
@@ -211,7 +211,7 @@
     </w:p>
     <w:p>
       <w:pPr>
-        <w:spacing w:before="0" w:after="0" w:line="708" w:lineRule="exact"/>
+        <w:spacing w:before="0" w:after="0" w:line="637" w:lineRule="exact"/>
         <w:rPr>
           <w:sz w:val="2"/>
         </w:rPr>
@@ -1125,13 +1125,13 @@
     </w:tbl>
     <w:p>
       <w:pPr>
-        <w:spacing w:before="754" w:after="0" w:line="228" w:lineRule="atLeast"/>
-        <w:ind w:left="901"/>
-      </w:pPr>
-      <w:r>
-        <w:rPr>
-          <w:rFonts w:ascii="Arial" w:hAnsi="Arial" w:eastAsia="Malgun Gothic" w:cs="Arial"/>
-          <w:spacing w:val="8"/>
+        <w:spacing w:before="678" w:after="0" w:line="228" w:lineRule="exact"/>
+        <w:ind w:left="901" w:right="-1499"/>
+      </w:pPr>
+      <w:r>
+        <w:rPr>
+          <w:rFonts w:ascii="Arial" w:hAnsi="Arial" w:eastAsia="Malgun Gothic" w:cs="Arial"/>
+          <w:spacing w:val="7"/>
           <w:sz w:val="19"/>
           <w:szCs w:val="19"/>
         </w:rPr>
@@ -1144,12 +1144,13 @@
           <w:ilvl w:val="0"/>
           <w:numId w:val="1"/>
         </w:numPr>
-        <w:spacing w:before="232" w:after="0" w:line="252" w:lineRule="atLeast"/>
-        <w:ind w:left="1559" w:hanging="390"/>
-      </w:pPr>
-      <w:r>
-        <w:rPr>
-          <w:rFonts w:ascii="Arial" w:hAnsi="Arial" w:eastAsia="Malgun Gothic" w:cs="Arial"/>
+        <w:spacing w:before="209" w:after="0" w:line="252" w:lineRule="exact"/>
+        <w:ind w:left="1559" w:right="-1499" w:hanging="390"/>
+      </w:pPr>
+      <w:r>
+        <w:rPr>
+          <w:rFonts w:ascii="Arial" w:hAnsi="Arial" w:eastAsia="Malgun Gothic" w:cs="Arial"/>
+          <w:spacing w:val="-2"/>
           <w:sz w:val="21"/>
           <w:szCs w:val="21"/>
         </w:rPr>
@@ -1162,12 +1163,13 @@
           <w:ilvl w:val="0"/>
           <w:numId w:val="1"/>
         </w:numPr>
-        <w:spacing w:before="0" w:after="0" w:line="252" w:lineRule="atLeast"/>
-        <w:ind w:left="1540" w:hanging="371"/>
-      </w:pPr>
-      <w:r>
-        <w:rPr>
-          <w:rFonts w:ascii="Arial" w:hAnsi="Arial" w:eastAsia="Malgun Gothic" w:cs="Arial"/>
+        <w:spacing w:before="0" w:after="0" w:line="252" w:lineRule="exact"/>
+        <w:ind w:left="1540" w:right="-1499" w:hanging="371"/>
+      </w:pPr>
+      <w:r>
+        <w:rPr>
+          <w:rFonts w:ascii="Arial" w:hAnsi="Arial" w:eastAsia="Malgun Gothic" w:cs="Arial"/>
+          <w:spacing w:val="-4"/>
           <w:sz w:val="21"/>
           <w:szCs w:val="21"/>
         </w:rPr>
@@ -1180,13 +1182,13 @@
           <w:ilvl w:val="0"/>
           <w:numId w:val="1"/>
         </w:numPr>
-        <w:spacing w:before="52" w:after="0" w:line="240" w:lineRule="atLeast"/>
-        <w:ind w:left="1534" w:hanging="326"/>
-      </w:pPr>
-      <w:r>
-        <w:rPr>
-          <w:rFonts w:ascii="Arial" w:hAnsi="Arial" w:eastAsia="Malgun Gothic" w:cs="Arial"/>
-          <w:spacing w:val="-6"/>
+        <w:spacing w:before="47" w:after="0" w:line="240" w:lineRule="exact"/>
+        <w:ind w:left="1534" w:right="-1499" w:hanging="326"/>
+      </w:pPr>
+      <w:r>
+        <w:rPr>
+          <w:rFonts w:ascii="Arial" w:hAnsi="Arial" w:eastAsia="Malgun Gothic" w:cs="Arial"/>
+          <w:spacing w:val="-7"/>
           <w:sz w:val="20"/>
           <w:szCs w:val="20"/>
         </w:rPr>
@@ -1199,13 +1201,13 @@
           <w:ilvl w:val="0"/>
           <w:numId w:val="1"/>
         </w:numPr>
-        <w:spacing w:before="12" w:after="0" w:line="252" w:lineRule="atLeast"/>
-        <w:ind w:left="1534" w:hanging="332"/>
-      </w:pPr>
-      <w:r>
-        <w:rPr>
-          <w:rFonts w:ascii="Arial" w:hAnsi="Arial" w:eastAsia="Malgun Gothic" w:cs="Arial"/>
-          <w:spacing w:val="-10"/>
+        <w:spacing w:before="11" w:after="0" w:line="252" w:lineRule="exact"/>
+        <w:ind w:left="1534" w:right="-1499" w:hanging="332"/>
+      </w:pPr>
+      <w:r>
+        <w:rPr>
+          <w:rFonts w:ascii="Arial" w:hAnsi="Arial" w:eastAsia="Malgun Gothic" w:cs="Arial"/>
+          <w:spacing w:val="-11"/>
           <w:sz w:val="21"/>
           <w:szCs w:val="21"/>
         </w:rPr>
@@ -1218,13 +1220,13 @@
           <w:ilvl w:val="0"/>
           <w:numId w:val="1"/>
         </w:numPr>
-        <w:spacing w:before="9" w:after="0" w:line="252" w:lineRule="atLeast"/>
-        <w:ind w:left="1534" w:hanging="389"/>
-      </w:pPr>
-      <w:r>
-        <w:rPr>
-          <w:rFonts w:ascii="Arial" w:hAnsi="Arial" w:eastAsia="Malgun Gothic" w:cs="Arial"/>
-          <w:spacing w:val="-10"/>
+        <w:spacing w:before="8" w:after="0" w:line="252" w:lineRule="exact"/>
+        <w:ind w:left="1534" w:right="-1499" w:hanging="389"/>
+      </w:pPr>
+      <w:r>
+        <w:rPr>
+          <w:rFonts w:ascii="Arial" w:hAnsi="Arial" w:eastAsia="Malgun Gothic" w:cs="Arial"/>
+          <w:spacing w:val="-11"/>
           <w:sz w:val="21"/>
           <w:szCs w:val="21"/>
         </w:rPr>
@@ -1237,8 +1239,8 @@
           <w:ilvl w:val="0"/>
           <w:numId w:val="1"/>
         </w:numPr>
-        <w:spacing w:before="44" w:after="0" w:line="252" w:lineRule="atLeast"/>
-        <w:ind w:left="1527" w:hanging="382"/>
+        <w:spacing w:before="40" w:after="0" w:line="252" w:lineRule="exact"/>
+        <w:ind w:left="1527" w:right="-1499" w:hanging="382"/>
       </w:pPr>
       <w:r>
         <w:rPr>
@@ -1279,25 +1281,25 @@
     </w:p>
     <w:p>
       <w:pPr>
-        <w:spacing w:before="1170" w:after="0" w:line="153" w:lineRule="exact"/>
-        <w:ind w:left="838"/>
-      </w:pPr>
-      <w:r>
-        <w:rPr>
-          <w:rFonts w:ascii="Arial" w:hAnsi="Arial" w:eastAsia="Malgun Gothic" w:cs="Arial"/>
-          <w:spacing w:val="-3"/>
+        <w:spacing w:before="1053" w:after="0" w:line="153" w:lineRule="exact"/>
+        <w:ind w:left="838" w:right="-1499"/>
+      </w:pPr>
+      <w:r>
+        <w:rPr>
+          <w:rFonts w:ascii="Arial" w:hAnsi="Arial" w:eastAsia="Malgun Gothic" w:cs="Arial"/>
+          <w:spacing w:val="-5"/>
           <w:sz w:val="13"/>
           <w:szCs w:val="13"/>
         </w:rPr>
         <w:t xml:space="preserve">Prices do not include CST, may change without notice and are subject to availability Suite sizes may vary on final Strata Plan. Concert reserves the right to</w:t>
       </w:r>
       <w:r>
-        <w:t xml:space="preserve"> </w:t>
-      </w:r>
-      <w:r>
-        <w:rPr>
-          <w:rFonts w:ascii="Arial" w:hAnsi="Arial" w:eastAsia="Malgun Gothic" w:cs="Arial"/>
-          <w:spacing w:val="-3"/>
+        <w:br/>
+      </w:r>
+      <w:r>
+        <w:rPr>
+          <w:rFonts w:ascii="Arial" w:hAnsi="Arial" w:eastAsia="Malgun Gothic" w:cs="Arial"/>
+          <w:spacing w:val="-5"/>
           <w:sz w:val="13"/>
           <w:szCs w:val="13"/>
         </w:rPr>
@@ -1306,15 +1308,15 @@
     </w:p>
     <w:p>
       <w:pPr>
-        <w:spacing w:before="1137" w:after="0" w:line="201" w:lineRule="exact"/>
-        <w:ind w:left="831"/>
+        <w:spacing w:before="1023" w:after="0" w:line="201" w:lineRule="exact"/>
+        <w:ind w:left="831" w:right="-1499"/>
       </w:pPr>
       <w:r>
         <w:rPr>
           <w:rFonts w:ascii="Arial" w:hAnsi="Arial" w:eastAsia="Malgun Gothic" w:cs="Arial"/>
           <w:b/>
           <w:bCs/>
-          <w:spacing w:val="-13"/>
+          <w:spacing w:val="-17"/>
           <w:sz w:val="17"/>
           <w:szCs w:val="17"/>
         </w:rPr>
@@ -1326,7 +1328,7 @@
       <w:r>
         <w:rPr>
           <w:rFonts w:ascii="Arial" w:hAnsi="Arial" w:eastAsia="Malgun Gothic" w:cs="Arial"/>
-          <w:spacing w:val="-13"/>
+          <w:spacing w:val="-17"/>
           <w:sz w:val="17"/>
           <w:szCs w:val="17"/>
         </w:rPr>
@@ -1338,12 +1340,13 @@
         <w:tabs>
           <w:tab w:val="right" w:pos="9575"/>
         </w:tabs>
-        <w:spacing w:before="29" w:after="0" w:line="192" w:lineRule="atLeast"/>
-        <w:ind w:left="825"/>
-      </w:pPr>
-      <w:r>
-        <w:rPr>
-          <w:rFonts w:ascii="Arial" w:hAnsi="Arial" w:eastAsia="Malgun Gothic" w:cs="Arial"/>
+        <w:spacing w:before="26" w:after="0" w:line="192" w:lineRule="exact"/>
+        <w:ind w:left="825" w:right="-1499"/>
+      </w:pPr>
+      <w:r>
+        <w:rPr>
+          <w:rFonts w:ascii="Arial" w:hAnsi="Arial" w:eastAsia="Malgun Gothic" w:cs="Arial"/>
+          <w:spacing w:val="-29"/>
           <w:sz w:val="16"/>
           <w:szCs w:val="16"/>
         </w:rPr>
@@ -1357,6 +1360,7 @@
           <w:rFonts w:ascii="Arial" w:hAnsi="Arial" w:eastAsia="Malgun Gothic" w:cs="Arial"/>
           <w:b/>
           <w:bCs/>
+          <w:spacing w:val="-29"/>
           <w:sz w:val="29"/>
           <w:szCs w:val="29"/>
         </w:rPr>
@@ -1373,7 +1377,7 @@
     </w:p>
     <w:sectPr>
       <w:pgSz w:w="11906" w:h="16838"/>
-      <w:pgMar w:top="630" w:right="1539" w:bottom="360" w:left="772" w:header="0" w:footer="0" w:gutter="0"/>
+      <w:pgMar w:top="630" w:right="1539" w:bottom="200" w:left="772" w:header="0" w:footer="0" w:gutter="0"/>
     </w:sectPr>
   </w:body>
 </w:document>

--- a/ios/Verification/office-layout/OfficeSamplePriceList.docx
+++ b/ios/Verification/office-layout/OfficeSamplePriceList.docx
@@ -153,9 +153,9 @@
       <w:r>
         <w:rPr>
           <w:rFonts w:ascii="Arial" w:hAnsi="Arial" w:eastAsia="Malgun Gothic" w:cs="Arial"/>
-          <w:spacing w:val="27"/>
-          <w:sz w:val="51"/>
-          <w:szCs w:val="51"/>
+          <w:spacing w:val="34"/>
+          <w:sz w:val="45"/>
+          <w:szCs w:val="45"/>
         </w:rPr>
         <w:t xml:space="preserve">MYRIAD</w:t>
       </w:r>
